--- a/kolo-naukowe/dokumenty/do-druku/deklaracja-zalozycielska.docx
+++ b/kolo-naukowe/dokumenty/do-druku/deklaracja-zalozycielska.docx
@@ -26,13 +26,14 @@
     </w:p>
     <w:p>
       <w:pPr>
-        <w:jc w:val="center"/>
+        <w:spacing w:after="80"/>
+        <w:ind w:left="0"/>
       </w:pPr>
       <w:r>
         <w:rPr>
           <w:b/>
         </w:rPr>
-        <w:t>przy Wydziale Mechanicznym Politechniki Wrocławskiej</w:t>
+        <w:t>międzywydziałowego, przy Wydziale Informatyki i Telekomunikacji oraz Wydziale Mechanicznym Politechniki Wrocławskiej</w:t>
       </w:r>
     </w:p>
     <w:p>
@@ -74,7 +75,7 @@
         <w:t>Cel działania.</w:t>
       </w:r>
       <w:r>
-        <w:t xml:space="preserve"> Koło rozwija physical AI, czyli inteligencję działającą w fizycznym świecie, na prawdziwym sprzęcie, i prowadzi badania z tego zakresu: lokomocję uczoną w symulacji i przenoszoną na maszynę, modele świata i modele wizyjno-językowe, robotykę kroczącą, konstrukcję i napędy maszyn. Koło pracuje w krótkich iteracjach zakończonych działającym wynikiem i współpracuje z kolektywem Machinekind.</w:t>
+        <w:t xml:space="preserve"> Koło rozwija physical AI, czyli inteligencję działającą w fizycznym świecie, na prawdziwym sprzęcie, i prowadzi badania z tego zakresu: lokomocję uczoną w symulacji i przenoszoną na maszynę, modele świata i modele wizyjno-językowe, roboty kroczące, w tym czworonożne i humanoidalne, konstrukcję i napędy maszyn. Koło pracuje w krótkich iteracjach zakończonych działającym wynikiem i współpracuje z kolektywem Machinekind.</w:t>
       </w:r>
     </w:p>
     <w:p>
@@ -89,7 +90,7 @@
         <w:t>Jednostka.</w:t>
       </w:r>
       <w:r>
-        <w:t xml:space="preserve"> Koło będzie działać przy Wydziale Mechanicznym Politechniki Wrocławskiej, z siedzibą w Laboratorium Mechatroniki i Robotyki.</w:t>
+        <w:t xml:space="preserve"> Koło będzie międzywydziałowym kołem naukowym działającym przy Wydziale Informatyki i Telekomunikacji (wydział wiodący, siedziba w Katedrze Sztucznej Inteligencji) oraz przy Wydziale Mechanicznym (Laboratorium Mechatroniki i Robotyki) Politechniki Wrocławskiej.</w:t>
       </w:r>
     </w:p>
     <w:p>
@@ -104,7 +105,7 @@
         <w:t>Opiekunowie naukowi.</w:t>
       </w:r>
       <w:r>
-        <w:t xml:space="preserve"> dr hab. inż. Jarosław Szrek, prof. uczelni, oraz dr hab. inż. Tomasz Kajdanowicz.</w:t>
+        <w:t xml:space="preserve"> dr hab. inż. Tomasz Kajdanowicz oraz dr hab. inż. Jarosław Szrek, prof. uczelni.</w:t>
       </w:r>
     </w:p>
     <w:p>

--- a/kolo-naukowe/dokumenty/do-druku/deklaracja-zalozycielska.docx
+++ b/kolo-naukowe/dokumenty/do-druku/deklaracja-zalozycielska.docx
@@ -72,10 +72,10 @@
         <w:rPr>
           <w:b/>
         </w:rPr>
-        <w:t>Cel działania.</w:t>
+        <w:t>Cele działania.</w:t>
       </w:r>
       <w:r>
-        <w:t xml:space="preserve"> Koło rozwija physical AI, czyli inteligencję działającą w fizycznym świecie, na prawdziwym sprzęcie, i prowadzi badania z tego zakresu: lokomocję uczoną w symulacji i przenoszoną na maszynę, modele świata i modele wizyjno-językowe, roboty kroczące, w tym czworonożne i humanoidalne, konstrukcję i napędy maszyn. Koło pracuje w krótkich iteracjach zakończonych działającym wynikiem i współpracuje z kolektywem Machinekind.</w:t>
+        <w:t xml:space="preserve"> Rozwój zdolności członków w kierunku physical AI, czyli inteligencji działającej w fizycznym świecie, na prawdziwym sprzęcie; rozwój przedsiębiorczości technologicznej przez tworzenie zespołów startupowych, wspieranie startupów członków i łączenie ich z funduszami inwestycyjnymi i venture builderami; prowadzenie badań naukowych z zakresu physical AI. Koło współpracuje z kolektywem Machinekind.</w:t>
       </w:r>
     </w:p>
     <w:p>

--- a/kolo-naukowe/dokumenty/do-druku/deklaracja-zalozycielska.docx
+++ b/kolo-naukowe/dokumenty/do-druku/deklaracja-zalozycielska.docx
@@ -75,7 +75,7 @@
         <w:t>Cele działania.</w:t>
       </w:r>
       <w:r>
-        <w:t xml:space="preserve"> Rozwój zdolności członków w kierunku physical AI, czyli inteligencji działającej w fizycznym świecie, na prawdziwym sprzęcie; rozwój przedsiębiorczości technologicznej przez tworzenie zespołów startupowych, wspieranie startupów członków i łączenie ich z funduszami inwestycyjnymi i venture builderami; prowadzenie badań naukowych z zakresu physical AI. Koło współpracuje z kolektywem Machinekind.</w:t>
+        <w:t xml:space="preserve"> Rozwój zdolności członków w kierunku physical AI, czyli inteligencji działającej w fizycznym świecie, na prawdziwym sprzęcie, w pełnym zakresie potrzebnym do budowy robotów humanoidalnych i czworonożnych: sztuczna inteligencja, automatyka i sterowanie, robotyka, mechanika i konstrukcja, napędy, elektronika i systemy wbudowane, wytwarzanie; rozwój przedsiębiorczości technologicznej przez tworzenie zespołów startupowych, wspieranie startupów członków i łączenie ich z funduszami inwestycyjnymi i venture builderami; prowadzenie badań naukowych z zakresu physical AI. Koło współpracuje z kolektywem Machinekind.</w:t>
       </w:r>
     </w:p>
     <w:p>

--- a/kolo-naukowe/dokumenty/do-druku/deklaracja-zalozycielska.docx
+++ b/kolo-naukowe/dokumenty/do-druku/deklaracja-zalozycielska.docx
@@ -90,7 +90,7 @@
         <w:t>Jednostka.</w:t>
       </w:r>
       <w:r>
-        <w:t xml:space="preserve"> Koło będzie międzywydziałowym kołem naukowym działającym przy Wydziale Informatyki i Telekomunikacji (wydział wiodący, siedziba w Katedrze Sztucznej Inteligencji) oraz przy Wydziale Mechanicznym (Laboratorium Mechatroniki i Robotyki) Politechniki Wrocławskiej.</w:t>
+        <w:t xml:space="preserve"> Koło będzie międzywydziałowym kołem naukowym działającym przy Wydziale Informatyki i Telekomunikacji (wydział wiodący, siedziba w Katedrze Sztucznej Inteligencji, bud. D-21, pok. 336) oraz przy Wydziale Mechanicznym (Laboratorium Mechatroniki i Robotyki) Politechniki Wrocławskiej.</w:t>
       </w:r>
     </w:p>
     <w:p>

--- a/kolo-naukowe/dokumenty/do-druku/deklaracja-zalozycielska.docx
+++ b/kolo-naukowe/dokumenty/do-druku/deklaracja-zalozycielska.docx
@@ -105,7 +105,7 @@
         <w:t>Opiekunowie naukowi.</w:t>
       </w:r>
       <w:r>
-        <w:t xml:space="preserve"> dr hab. inż. Tomasz Kajdanowicz oraz dr hab. inż. Jarosław Szrek, prof. uczelni.</w:t>
+        <w:t xml:space="preserve"> dr hab. inż. Tomasz Kajdanowicz, prof. uczelni, oraz dr hab. inż. Jarosław Szrek, prof. uczelni.</w:t>
       </w:r>
     </w:p>
     <w:p>
